--- a/Namuna_2.1.3-rasm_chiziqli.docx
+++ b/Namuna_2.1.3-rasm_chiziqli.docx
@@ -24087,7 +24087,7 @@
                 <a:endParaRPr lang="uz-Latn-UZ"/>
               </a:p>
             </c:txPr>
-            <c:dLblPos val="b"/>
+            <c:dLblPos val="t"/>
             <c:showLegendKey val="0"/>
             <c:showVal val="1"/>
             <c:showCatName val="0"/>
